--- a/docs/interim_report/Interim_Report.docx
+++ b/docs/interim_report/Interim_Report.docx
@@ -2858,6 +2858,84 @@
     </w:p>
     <w:p>
       <w:pPr>
+        <w:pStyle w:val="BodyText"/>
+        <w:bidi w:val="0"/>
+        <w:spacing w:before="210" w:after="210"/>
+        <w:ind w:hanging="0" w:left="210" w:right="210"/>
+        <w:jc w:val="center"/>
+        <w:rPr/>
+      </w:pPr>
+      <w:r>
+        <w:rPr/>
+        <w:drawing>
+          <wp:inline distT="0" distB="0" distL="0" distR="0">
+            <wp:extent cx="5579745" cy="6492240"/>
+            <wp:effectExtent l="0" t="0" r="0" b="0"/>
+            <wp:docPr id="1" name="Image1" descr=""/>
+            <wp:cNvGraphicFramePr>
+              <a:graphicFrameLocks xmlns:a="http://schemas.openxmlformats.org/drawingml/2006/main" noChangeAspect="1"/>
+            </wp:cNvGraphicFramePr>
+            <a:graphic xmlns:a="http://schemas.openxmlformats.org/drawingml/2006/main">
+              <a:graphicData uri="http://schemas.openxmlformats.org/drawingml/2006/picture">
+                <pic:pic xmlns:pic="http://schemas.openxmlformats.org/drawingml/2006/picture">
+                  <pic:nvPicPr>
+                    <pic:cNvPr id="1" name="Image1" descr=""/>
+                    <pic:cNvPicPr>
+                      <a:picLocks noChangeAspect="1" noChangeArrowheads="1"/>
+                    </pic:cNvPicPr>
+                  </pic:nvPicPr>
+                  <pic:blipFill>
+                    <a:blip r:embed="rId2"/>
+                    <a:srcRect l="-82" t="-155" r="-82" b="-155"/>
+                    <a:stretch>
+                      <a:fillRect/>
+                    </a:stretch>
+                  </pic:blipFill>
+                  <pic:spPr bwMode="auto">
+                    <a:xfrm>
+                      <a:off x="0" y="0"/>
+                      <a:ext cx="5579745" cy="6492240"/>
+                    </a:xfrm>
+                    <a:prstGeom prst="rect">
+                      <a:avLst/>
+                    </a:prstGeom>
+                    <a:ln>
+                      <a:solidFill>
+                        <a:srgbClr val="CCCCCC"/>
+                      </a:solidFill>
+                    </a:ln>
+                  </pic:spPr>
+                </pic:pic>
+              </a:graphicData>
+            </a:graphic>
+          </wp:inline>
+        </w:drawing>
+      </w:r>
+    </w:p>
+    <w:p>
+      <w:pPr>
+        <w:pStyle w:val="BodyText"/>
+        <w:bidi w:val="0"/>
+        <w:spacing w:before="90" w:after="120"/>
+        <w:ind w:hanging="0" w:left="210" w:right="210"/>
+        <w:jc w:val="center"/>
+        <w:rPr>
+          <w:i/>
+          <w:color w:val="333333"/>
+          <w:sz w:val="20"/>
+        </w:rPr>
+      </w:pPr>
+      <w:r>
+        <w:rPr>
+          <w:i/>
+          <w:color w:val="333333"/>
+          <w:sz w:val="20"/>
+        </w:rPr>
+        <w:t>Figure 3.1: Project timeline (8 weeks).</w:t>
+      </w:r>
+    </w:p>
+    <w:p>
+      <w:pPr>
         <w:pStyle w:val="Heading3"/>
         <w:numPr>
           <w:ilvl w:val="0"/>
@@ -3188,7 +3266,7 @@
       </w:pPr>
       <w:r>
         <w:rPr/>
-        <w:t xml:space="preserve">T. Farasat, J. Kim, and J. Posegga, "SmartX Intelligent Sec: A Security Framework Based on Machine Learning and eBPF/XDP," arXiv:2410.20244, 2024. </w:t>
+        <w:t>T. Farasat, J. Kim, and J. Posegga, "SmartX Intelligent Sec: A Security Framework Based on Machine Learning and eBPF/XDP," arXiv:2410.20244, 2024.</w:t>
       </w:r>
     </w:p>
     <w:sectPr>
